--- a/docs/서비스_소개서.docx
+++ b/docs/서비스_소개서.docx
@@ -106,7 +106,7 @@
                 <w:color w:val="16243A"/>
                 <w:sz w:val="20"/>
               </w:rPr>
-              <w:t>한국에서 만든 소프트웨어를 해외에 출시할 때 필요한 개인정보 문서를 준비하고 계속 관리해 주는 도구입니다.</w:t>
+              <w:t>LawReady는 웹사이트·PRD·서비스 설명 등에서 개인정보 처리 사실을 정리하고, 작성 시점의 국가별 법령과 공식 지침을 참고해 국가별 개인정보처리방침 초안을 만듭니다.</w:t>
             </w:r>
           </w:p>
         </w:tc>
@@ -558,7 +558,7 @@
           <w:color w:val="16243A"/>
           <w:sz w:val="21"/>
         </w:rPr>
-        <w:t>확인된 공통 사실을 바탕으로 대한민국·캘리포니아·일본·싱가포르 문서를 각각 만듭니다.</w:t>
+        <w:t>작성 시점의 국가별 법령·공식 지침을 조회하고, 확인된 공통 사실과 함께 참고해 대한민국·캘리포니아·일본·싱가포르 문서를 각각 만듭니다.</w:t>
       </w:r>
     </w:p>
     <w:p>
@@ -626,7 +626,7 @@
                 <w:color w:val="16243A"/>
                 <w:sz w:val="20"/>
               </w:rPr>
-              <w:t>법률이나 공식 지침의 변경 사실은 자동으로 찾을 수 있지만, 그 변경이 고객 서비스에 적용되는지는 사람이 확인합니다.</w:t>
+              <w:t>문서를 작성할 때 국가별 법령·공식 지침의 공개본을 조회해 출처와 기준일을 남깁니다. 법적 의미와 고객 서비스에 대한 적용 여부는 사람이 확인합니다.</w:t>
             </w:r>
           </w:p>
         </w:tc>
@@ -999,7 +999,7 @@
           <w:color w:val="16243A"/>
           <w:sz w:val="22"/>
         </w:rPr>
-        <w:t>자동화하는 것은 ‘정리와 변경 감지’이고, 사람이 책임지는 것은 ‘사실 확인과 법적 판단’입니다.</w:t>
+        <w:t>자동화하는 것은 ‘자료 정리와 작성 시점의 공식 출처 조회’이고, 사람이 책임지는 것은 ‘사실 확인과 법적 판단’입니다.</w:t>
       </w:r>
     </w:p>
     <w:tbl>
@@ -1168,7 +1168,7 @@
                 <w:color w:val="16243A"/>
                 <w:sz w:val="18"/>
               </w:rPr>
-              <w:t>자료 정리, 사실 후보 추출, 검수된 규칙 조합, 국가별 문서 생성, 비교·버전관리</w:t>
+              <w:t>자료 정리, 사실 후보 추출, 작성 시점 공식 출처 조회, 규칙 조합, 국가별 문서 생성·버전관리</w:t>
             </w:r>
           </w:p>
         </w:tc>
@@ -1657,7 +1657,7 @@
                 <w:color w:val="16243A"/>
                 <w:sz w:val="19"/>
               </w:rPr>
-              <w:t>공통 문구를 여러 언어로 바꾸는 것이 아니라 관할별 요구사항을 각각 적용합니다.</w:t>
+              <w:t>작성 시점의 국가별 법령·공식 지침과 관할별 요구사항을 각각 적용합니다.</w:t>
             </w:r>
           </w:p>
         </w:tc>
@@ -1779,7 +1779,7 @@
                 <w:color w:val="16243A"/>
                 <w:sz w:val="19"/>
               </w:rPr>
-              <w:t>서비스나 법률이 바뀌면 영향을 보여주고 새 버전과 변경 이력을 남깁니다.</w:t>
+              <w:t>서비스 사실이 바뀌거나 문서를 다시 작성할 때 출처를 다시 조회하고 새 버전과 변경 이력을 남깁니다.</w:t>
             </w:r>
           </w:p>
         </w:tc>
@@ -2231,7 +2231,7 @@
                 <w:color w:val="16243A"/>
                 <w:sz w:val="18"/>
               </w:rPr>
-              <w:t>공식 자료의 자동 수집·이용 조건</w:t>
+              <w:t>작성 시점 공식 법령·지침 조회·이용 조건</w:t>
             </w:r>
           </w:p>
         </w:tc>
@@ -2784,7 +2784,7 @@
                 <w:color w:val="16243A"/>
                 <w:sz w:val="18"/>
               </w:rPr>
-              <w:t>공식 법령·지침의 변경과 기존 문서의 차이를 감지하되, 적용 여부는 사람이 판단하고 검토 전에는 자동 수정·발행하지 않습니다.</w:t>
+              <w:t>문서 작성·재작성 시 국가별 공식 법령·지침을 다시 조회해 출처 차이를 표시합니다. 적용 여부는 사람이 판단하며 검토 전에는 자동 수정·발행하지 않습니다.</w:t>
             </w:r>
           </w:p>
         </w:tc>
@@ -2917,59 +2917,6 @@
         <w:spacing w:before="80" w:after="0"/>
       </w:pPr>
     </w:p>
-    <w:tbl>
-      <w:tblPr>
-        <w:tblW w:type="dxa" w:w="9360"/>
-        <w:jc w:val="left"/>
-        <w:tblLayout w:type="fixed"/>
-        <w:tblLook w:firstColumn="1" w:firstRow="1" w:lastColumn="0" w:lastRow="0" w:noHBand="0" w:noVBand="1" w:val="04A0"/>
-        <w:tblInd w:w="120" w:type="dxa"/>
-      </w:tblPr>
-      <w:tblGrid>
-        <w:gridCol w:w="9360"/>
-      </w:tblGrid>
-      <w:tr>
-        <w:trPr>
-          <w:cantSplit/>
-        </w:trPr>
-        <w:tc>
-          <w:tcPr>
-            <w:tcW w:type="dxa" w:w="9360"/>
-            <w:tcMar>
-              <w:top w:w="80" w:type="dxa"/>
-              <w:start w:w="120" w:type="dxa"/>
-              <w:bottom w:w="80" w:type="dxa"/>
-              <w:end w:w="120" w:type="dxa"/>
-            </w:tcMar>
-            <w:vAlign w:val="center"/>
-            <w:shd w:fill="FFF4D8"/>
-          </w:tcPr>
-          <w:p>
-            <w:pPr>
-              <w:spacing w:before="40" w:after="40"/>
-            </w:pPr>
-            <w:r/>
-            <w:r>
-              <w:rPr>
-                <w:rFonts w:ascii="Arial Unicode MS" w:hAnsi="Arial Unicode MS" w:eastAsia="Arial Unicode MS"/>
-                <w:b/>
-                <w:color w:val="8A6511"/>
-                <w:sz w:val="20"/>
-              </w:rPr>
-              <w:t xml:space="preserve">문서 상태  </w:t>
-            </w:r>
-            <w:r>
-              <w:rPr>
-                <w:rFonts w:ascii="Arial Unicode MS" w:hAnsi="Arial Unicode MS" w:eastAsia="Arial Unicode MS"/>
-                <w:color w:val="16243A"/>
-                <w:sz w:val="20"/>
-              </w:rPr>
-              <w:t>이 소개서는 제품을 이해하고 의사결정하기 위한 요약본입니다. 법률 자문이나 준법 의견서가 아니며, 구현 기준은 별도의 기능정의서를 함께 확인해야 합니다.</w:t>
-            </w:r>
-          </w:p>
-        </w:tc>
-      </w:tr>
-    </w:tbl>
     <w:sectPr>
       <w:headerReference w:type="default" r:id="rId9"/>
       <w:footerReference w:type="default" r:id="rId10"/>
@@ -3022,7 +2969,7 @@
         <w:color w:val="5E6878"/>
         <w:sz w:val="17"/>
       </w:rPr>
-      <w:t>서비스 소개서   ·   SVI-2026-08</w:t>
+      <w:t>서비스 소개서   ·   SVI-2026-08-v1.1</w:t>
     </w:r>
   </w:p>
 </w:hdr>
